--- a/db/seed-assets/contract-templates/NVS/NVS-HD-05_Hop_dong_cho_thue_ban_noi_bo_NVC_NVO.docx
+++ b/db/seed-assets/contract-templates/NVS/NVS-HD-05_Hop_dong_cho_thue_ban_noi_bo_NVC_NVO.docx
@@ -495,7 +495,7 @@
           <w:sz w:val="26"/>
           <w:szCs w:val="26"/>
         </w:rPr>
-        <w:t xml:space="preserve">CÔNG TY TNHH TƯ VẤN &amp; XÂY DỰNG NHÀ VIỆT ONE – NHÀ VIỆT ONE (NVO)</w:t>
+        <w:t xml:space="preserve">CÔNG TY TNHH TƯ VẤN VÀ XÂY DỰNG NHÀ VIỆT ONE – NHÀ VIỆT ONE (NVO)</w:t>
       </w:r>
     </w:p>
     <w:p>

--- a/db/seed-assets/contract-templates/NVS/NVS-HD-05_Hop_dong_cho_thue_ban_noi_bo_NVC_NVO.docx
+++ b/db/seed-assets/contract-templates/NVS/NVS-HD-05_Hop_dong_cho_thue_ban_noi_bo_NVC_NVO.docx
@@ -143,7 +143,7 @@
                 <w:sz w:val="24"/>
                 <w:szCs w:val="24"/>
               </w:rPr>
-              <w:t xml:space="preserve">……………, ngày {ngay_ky_ngay} tháng {ngay_ky_thang} năm {ngay_ky_nam}</w:t>
+              <w:t xml:space="preserve">{o_1}, ngày {ngay_ky_ngay} tháng {ngay_ky_thang} năm {ngay_ky_nam}</w:t>
             </w:r>
           </w:p>
         </w:tc>
@@ -337,7 +337,7 @@
           <w:sz w:val="26"/>
           <w:szCs w:val="26"/>
         </w:rPr>
-        <w:t xml:space="preserve">Hôm nay, ngày {ngay_ky_ngay} tháng {ngay_ky_thang} năm {ngay_ky_nam}, tại ……………………………………, chúng tôi gồm:</w:t>
+        <w:t xml:space="preserve">Hôm nay, ngày {ngay_ky_ngay} tháng {ngay_ky_thang} năm {ngay_ky_nam}, tại {o_2}, chúng tôi gồm:</w:t>
       </w:r>
     </w:p>
     <w:p>
@@ -431,7 +431,7 @@
           <w:sz w:val="26"/>
           <w:szCs w:val="26"/>
         </w:rPr>
-        <w:t xml:space="preserve">Người đại diện theo pháp luật: Ông/Bà BÙI VĂN THI   Chức vụ: ………………………</w:t>
+        <w:t xml:space="preserve">Người đại diện theo pháp luật: Ông/Bà BÙI VĂN THI   Chức vụ: {o_3}</w:t>
       </w:r>
     </w:p>
     <w:p>
@@ -446,7 +446,7 @@
           <w:sz w:val="26"/>
           <w:szCs w:val="26"/>
         </w:rPr>
-        <w:t xml:space="preserve">(Hoặc người được ủy quyền: ……………………… – Chức vụ: ……………… – theo Giấy ủy quyền số ……… ngày ……/……/………)</w:t>
+        <w:t xml:space="preserve">(Hoặc người được ủy quyền: {o_4} – Chức vụ: {o_5} – theo Giấy ủy quyền số {o_6} ngày {o_7})</w:t>
       </w:r>
     </w:p>
     <w:p>
@@ -461,7 +461,7 @@
           <w:sz w:val="26"/>
           <w:szCs w:val="26"/>
         </w:rPr>
-        <w:t xml:space="preserve">Tài khoản số: ……………………… tại Ngân hàng ………………………………</w:t>
+        <w:t xml:space="preserve">Tài khoản số: {o_8} tại Ngân hàng {o_9}</w:t>
       </w:r>
     </w:p>
     <w:p>
@@ -540,7 +540,7 @@
           <w:sz w:val="26"/>
           <w:szCs w:val="26"/>
         </w:rPr>
-        <w:t xml:space="preserve">Điện thoại: 0896 404 888   Email: ……………………</w:t>
+        <w:t xml:space="preserve">Điện thoại: 0896 404 888   Email: {o_10}</w:t>
       </w:r>
     </w:p>
     <w:p>
@@ -555,7 +555,7 @@
           <w:sz w:val="26"/>
           <w:szCs w:val="26"/>
         </w:rPr>
-        <w:t xml:space="preserve">Người đại diện theo pháp luật: Ông/Bà BÙI VĂN THI   Chức vụ: ………………………</w:t>
+        <w:t xml:space="preserve">Người đại diện theo pháp luật: Ông/Bà BÙI VĂN THI   Chức vụ: {o_11}</w:t>
       </w:r>
     </w:p>
     <w:p>
@@ -570,7 +570,7 @@
           <w:sz w:val="26"/>
           <w:szCs w:val="26"/>
         </w:rPr>
-        <w:t xml:space="preserve">(Hoặc người được ủy quyền: ……………………… – Chức vụ: ……………… – theo Giấy ủy quyền số ……… ngày ……/……/………)</w:t>
+        <w:t xml:space="preserve">(Hoặc người được ủy quyền: {o_12} – Chức vụ: {o_13} – theo Giấy ủy quyền số {o_14} ngày {o_15})</w:t>
       </w:r>
     </w:p>
     <w:p>
@@ -585,7 +585,7 @@
           <w:sz w:val="26"/>
           <w:szCs w:val="26"/>
         </w:rPr>
-        <w:t xml:space="preserve">Tài khoản số: ……………………… tại Ngân hàng ………………………………</w:t>
+        <w:t xml:space="preserve">Tài khoản số: {o_16} tại Ngân hàng {o_17}</w:t>
       </w:r>
     </w:p>
     <w:p>
@@ -694,7 +694,7 @@
           <w:sz w:val="26"/>
           <w:szCs w:val="26"/>
         </w:rPr>
-        <w:t xml:space="preserve">(Hoặc người được ủy quyền: ……………………… – Chức vụ: ……………… – theo Giấy ủy quyền số ……… ngày ……/……/………)</w:t>
+        <w:t xml:space="preserve">(Hoặc người được ủy quyền: {o_18} – Chức vụ: {o_19} – theo Giấy ủy quyền số {o_20} ngày {o_21})</w:t>
       </w:r>
     </w:p>
     <w:p>
@@ -855,7 +855,7 @@
           <w:sz w:val="26"/>
           <w:szCs w:val="26"/>
         </w:rPr>
-        <w:t xml:space="preserve">, được xây dựng trên cơ sở giá thị trường: không thấp hơn …… % đơn giá Bên B áp dụng cho khách hàng độc lập có điều kiện tương đương tại cùng thời điểm.</w:t>
+        <w:t xml:space="preserve">, được xây dựng trên cơ sở giá thị trường: không thấp hơn {o_22} % đơn giá Bên B áp dụng cho khách hàng độc lập có điều kiện tương đương tại cùng thời điểm.</w:t>
       </w:r>
     </w:p>
     <w:p>
@@ -869,30 +869,7 @@
         <w:jc w:val="both"/>
       </w:pPr>
       <w:r>
-        <w:rPr>
-          <w:rFonts w:ascii="Times New Roman" w:cs="Times New Roman" w:eastAsia="Times New Roman" w:hAnsi="Times New Roman"/>
-          <w:sz w:val="26"/>
-          <w:szCs w:val="26"/>
-        </w:rPr>
-        <w:t xml:space="preserve">☐ </w:t>
-      </w:r>
-      <w:r>
-        <w:rPr>
-          <w:rFonts w:ascii="Times New Roman" w:cs="Times New Roman" w:eastAsia="Times New Roman" w:hAnsi="Times New Roman"/>
-          <w:b/>
-          <w:bCs/>
-          <w:sz w:val="26"/>
-          <w:szCs w:val="26"/>
-        </w:rPr>
-        <w:t xml:space="preserve">Phương án A:</w:t>
-      </w:r>
-      <w:r>
-        <w:rPr>
-          <w:rFonts w:ascii="Times New Roman" w:cs="Times New Roman" w:eastAsia="Times New Roman" w:hAnsi="Times New Roman"/>
-          <w:sz w:val="26"/>
-          <w:szCs w:val="26"/>
-        </w:rPr>
-        <w:t xml:space="preserve"> Bảng đơn giá nội bộ bằng đơn giá niêm yết trừ chiết khấu nội bộ …… % (tương đương mức chiết khấu cao nhất dành cho khách hàng độc lập theo sản lượng).</w:t>
+        <w:t xml:space="preserve">{#pa_1_a}</w:t>
       </w:r>
     </w:p>
     <w:p>
@@ -911,7 +888,7 @@
           <w:sz w:val="26"/>
           <w:szCs w:val="26"/>
         </w:rPr>
-        <w:t xml:space="preserve">☐ </w:t>
+        <w:t xml:space="preserve">{pa_1_a_o} </w:t>
       </w:r>
       <w:r>
         <w:rPr>
@@ -921,213 +898,15 @@
           <w:sz w:val="26"/>
           <w:szCs w:val="26"/>
         </w:rPr>
-        <w:t xml:space="preserve">Phương án B:</w:t>
-      </w:r>
-      <w:r>
-        <w:rPr>
-          <w:rFonts w:ascii="Times New Roman" w:cs="Times New Roman" w:eastAsia="Times New Roman" w:hAnsi="Times New Roman"/>
-          <w:sz w:val="26"/>
-          <w:szCs w:val="26"/>
-        </w:rPr>
-        <w:t xml:space="preserve"> Bảng đơn giá nội bộ được tính theo chi phí khấu hao, bảo dưỡng, quản lý cộng tỷ suất lợi nhuận …… % (phương pháp giá vốn cộng lãi), có bảng tính lưu hồ sơ.</w:t>
-      </w:r>
-    </w:p>
-    <w:p>
-      <w:pPr>
-        <w:spacing w:after="80" w:before="40" w:line="288"/>
-        <w:jc w:val="both"/>
-      </w:pPr>
-      <w:r>
-        <w:rPr>
-          <w:rFonts w:ascii="Times New Roman" w:cs="Times New Roman" w:eastAsia="Times New Roman" w:hAnsi="Times New Roman"/>
-          <w:sz w:val="26"/>
-          <w:szCs w:val="26"/>
-        </w:rPr>
-        <w:t xml:space="preserve">2.2. Bảng đơn giá nội bộ được rà soát, phê duyệt lại …… tháng/lần bởi Tổng Giám đốc Nhà Việt Group và lưu kèm hồ sơ xác định giá giao dịch liên kết.</w:t>
-      </w:r>
-    </w:p>
-    <w:p>
-      <w:pPr>
-        <w:pStyle w:val="Heading2"/>
-        <w:keepNext/>
-        <w:spacing w:after="80" w:before="200" w:line="288"/>
-        <w:jc w:val="both"/>
-      </w:pPr>
-      <w:r>
-        <w:rPr>
-          <w:rFonts w:ascii="Times New Roman" w:cs="Times New Roman" w:eastAsia="Times New Roman" w:hAnsi="Times New Roman"/>
-          <w:b/>
-          <w:bCs/>
-          <w:sz w:val="26"/>
-          <w:szCs w:val="26"/>
-        </w:rPr>
-        <w:t xml:space="preserve">Điều 3. Giao nhận, thu hồi và sử dụng</w:t>
-      </w:r>
-    </w:p>
-    <w:p>
-      <w:pPr>
-        <w:spacing w:after="80" w:before="40" w:line="288"/>
-        <w:jc w:val="both"/>
-      </w:pPr>
-      <w:r>
-        <w:rPr>
-          <w:rFonts w:ascii="Times New Roman" w:cs="Times New Roman" w:eastAsia="Times New Roman" w:hAnsi="Times New Roman"/>
-          <w:sz w:val="26"/>
-          <w:szCs w:val="26"/>
-        </w:rPr>
-        <w:t xml:space="preserve">3.1. Giao nhận và thu hồi áp dụng mẫu Biên bản giao nhận và Biên bản thu hồi tại Phụ lục 02, 03 của Mẫu hợp đồng cho thuê NVS-HĐ-02, bổ sung ô mã công trình.</w:t>
-      </w:r>
-    </w:p>
-    <w:p>
-      <w:pPr>
-        <w:spacing w:after="80" w:before="40" w:line="288"/>
-        <w:jc w:val="both"/>
-      </w:pPr>
-      <w:r>
-        <w:rPr>
-          <w:rFonts w:ascii="Times New Roman" w:cs="Times New Roman" w:eastAsia="Times New Roman" w:hAnsi="Times New Roman"/>
-          <w:sz w:val="26"/>
-          <w:szCs w:val="26"/>
-        </w:rPr>
-        <w:t xml:space="preserve">3.2. Ngày thuê được tính từ ngày giao đến hết ngày thu hồi ghi trên biên bản. Điều chuyển trực tiếp giữa hai công trình của Bên A phải có Phiếu điều chuyển có xác nhận của kho NVS; thời gian thuê của công trình cũ kết thúc và của công trình mới bắt đầu tính từ ngày điều chuyển.</w:t>
-      </w:r>
-    </w:p>
-    <w:p>
-      <w:pPr>
-        <w:spacing w:after="80" w:before="40" w:line="288"/>
-        <w:jc w:val="both"/>
-      </w:pPr>
-      <w:r>
-        <w:rPr>
-          <w:rFonts w:ascii="Times New Roman" w:cs="Times New Roman" w:eastAsia="Times New Roman" w:hAnsi="Times New Roman"/>
-          <w:sz w:val="26"/>
-          <w:szCs w:val="26"/>
-        </w:rPr>
-        <w:t xml:space="preserve">3.3. Bên A chịu trách nhiệm lắp dựng, an toàn sử dụng, bảo quản tài sản thuê tại công trình; không điều chuyển cho bên thứ ba.</w:t>
-      </w:r>
-    </w:p>
-    <w:p>
-      <w:pPr>
-        <w:spacing w:after="80" w:before="40" w:line="288"/>
-        <w:jc w:val="both"/>
-      </w:pPr>
-      <w:r>
-        <w:rPr>
-          <w:rFonts w:ascii="Times New Roman" w:cs="Times New Roman" w:eastAsia="Times New Roman" w:hAnsi="Times New Roman"/>
-          <w:sz w:val="26"/>
-          <w:szCs w:val="26"/>
-        </w:rPr>
-        <w:t xml:space="preserve">3.4. Không áp dụng tiền đặt cọc giữa các công ty thành viên.</w:t>
-      </w:r>
-    </w:p>
-    <w:p>
-      <w:pPr>
-        <w:pStyle w:val="Heading2"/>
-        <w:keepNext/>
-        <w:spacing w:after="80" w:before="200" w:line="288"/>
-        <w:jc w:val="both"/>
-      </w:pPr>
-      <w:r>
-        <w:rPr>
-          <w:rFonts w:ascii="Times New Roman" w:cs="Times New Roman" w:eastAsia="Times New Roman" w:hAnsi="Times New Roman"/>
-          <w:b/>
-          <w:bCs/>
-          <w:sz w:val="26"/>
-          <w:szCs w:val="26"/>
-        </w:rPr>
-        <w:t xml:space="preserve">Điều 4. Mất mát, hư hỏng</w:t>
-      </w:r>
-    </w:p>
-    <w:p>
-      <w:pPr>
-        <w:spacing w:after="80" w:before="40" w:line="288"/>
-        <w:jc w:val="both"/>
-      </w:pPr>
-      <w:r>
-        <w:rPr>
-          <w:rFonts w:ascii="Times New Roman" w:cs="Times New Roman" w:eastAsia="Times New Roman" w:hAnsi="Times New Roman"/>
-          <w:sz w:val="26"/>
-          <w:szCs w:val="26"/>
-        </w:rPr>
-        <w:t xml:space="preserve">4.1. Tài sản hỏng, thiếu khi thu hồi được xử lý theo đơn giá sửa chữa, đơn giá bồi thường tại Phụ lục 01 và được ghi nhận vào chi phí của công trình tương ứng.</w:t>
-      </w:r>
-    </w:p>
-    <w:p>
-      <w:pPr>
-        <w:spacing w:after="80" w:before="40" w:line="288"/>
-        <w:jc w:val="both"/>
-      </w:pPr>
-      <w:r>
-        <w:rPr>
-          <w:rFonts w:ascii="Times New Roman" w:cs="Times New Roman" w:eastAsia="Times New Roman" w:hAnsi="Times New Roman"/>
-          <w:sz w:val="26"/>
-          <w:szCs w:val="26"/>
-        </w:rPr>
-        <w:t xml:space="preserve">4.2. Cuối mỗi công trình, kho NVS và chỉ huy trưởng công trình đối chiếu số lượng giao – thu hồi; chênh lệch được lập biên bản và trình Giám đốc hai bên duyệt trong vòng …… ngày.</w:t>
-      </w:r>
-    </w:p>
-    <w:p>
-      <w:pPr>
-        <w:pStyle w:val="Heading2"/>
-        <w:keepNext/>
-        <w:spacing w:after="80" w:before="200" w:line="288"/>
-        <w:jc w:val="both"/>
-      </w:pPr>
-      <w:r>
-        <w:rPr>
-          <w:rFonts w:ascii="Times New Roman" w:cs="Times New Roman" w:eastAsia="Times New Roman" w:hAnsi="Times New Roman"/>
-          <w:b/>
-          <w:bCs/>
-          <w:sz w:val="26"/>
-          <w:szCs w:val="26"/>
-        </w:rPr>
-        <w:t xml:space="preserve">Điều 5. Đối chiếu, hóa đơn và thanh toán</w:t>
-      </w:r>
-    </w:p>
-    <w:p>
-      <w:pPr>
-        <w:spacing w:after="80" w:before="40" w:line="288"/>
-        <w:jc w:val="both"/>
-      </w:pPr>
-      <w:r>
-        <w:rPr>
-          <w:rFonts w:ascii="Times New Roman" w:cs="Times New Roman" w:eastAsia="Times New Roman" w:hAnsi="Times New Roman"/>
-          <w:sz w:val="26"/>
-          <w:szCs w:val="26"/>
-        </w:rPr>
-        <w:t xml:space="preserve">5.1. Ngày …… hằng tháng, Bên B lập Bảng tính tiền thuê, tiền hàng, tiền bồi thường chi tiết theo </w:t>
-      </w:r>
-      <w:r>
-        <w:rPr>
-          <w:rFonts w:ascii="Times New Roman" w:cs="Times New Roman" w:eastAsia="Times New Roman" w:hAnsi="Times New Roman"/>
-          <w:b/>
-          <w:bCs/>
-          <w:sz w:val="26"/>
-          <w:szCs w:val="26"/>
-        </w:rPr>
-        <w:t xml:space="preserve">từng mã công trình</w:t>
-      </w:r>
-      <w:r>
-        <w:rPr>
-          <w:rFonts w:ascii="Times New Roman" w:cs="Times New Roman" w:eastAsia="Times New Roman" w:hAnsi="Times New Roman"/>
-          <w:sz w:val="26"/>
-          <w:szCs w:val="26"/>
-        </w:rPr>
-        <w:t xml:space="preserve">; Bên A xác nhận trong vòng …… ngày.</w:t>
-      </w:r>
-    </w:p>
-    <w:p>
-      <w:pPr>
-        <w:spacing w:after="80" w:before="40" w:line="288"/>
-        <w:jc w:val="both"/>
-      </w:pPr>
-      <w:r>
-        <w:rPr>
-          <w:rFonts w:ascii="Times New Roman" w:cs="Times New Roman" w:eastAsia="Times New Roman" w:hAnsi="Times New Roman"/>
-          <w:sz w:val="26"/>
-          <w:szCs w:val="26"/>
-        </w:rPr>
-        <w:t xml:space="preserve">5.2. Bên B xuất hóa đơn GTGT hằng tháng theo bảng đã xác nhận. Bên A thanh toán trong vòng …… ngày kể từ ngày nhận hóa đơn.</w:t>
+        <w:t xml:space="preserve">Phương án A:</w:t>
+      </w:r>
+      <w:r>
+        <w:rPr>
+          <w:rFonts w:ascii="Times New Roman" w:cs="Times New Roman" w:eastAsia="Times New Roman" w:hAnsi="Times New Roman"/>
+          <w:sz w:val="26"/>
+          <w:szCs w:val="26"/>
+        </w:rPr>
+        <w:t xml:space="preserve"> Bảng đơn giá nội bộ bằng đơn giá niêm yết trừ chiết khấu nội bộ {o_23} % (tương đương mức chiết khấu cao nhất dành cho khách hàng độc lập theo sản lượng).</w:t>
       </w:r>
     </w:p>
     <w:p>
@@ -1141,30 +920,7 @@
         <w:jc w:val="both"/>
       </w:pPr>
       <w:r>
-        <w:rPr>
-          <w:rFonts w:ascii="Times New Roman" w:cs="Times New Roman" w:eastAsia="Times New Roman" w:hAnsi="Times New Roman"/>
-          <w:sz w:val="26"/>
-          <w:szCs w:val="26"/>
-        </w:rPr>
-        <w:t xml:space="preserve">☐ </w:t>
-      </w:r>
-      <w:r>
-        <w:rPr>
-          <w:rFonts w:ascii="Times New Roman" w:cs="Times New Roman" w:eastAsia="Times New Roman" w:hAnsi="Times New Roman"/>
-          <w:b/>
-          <w:bCs/>
-          <w:sz w:val="26"/>
-          <w:szCs w:val="26"/>
-        </w:rPr>
-        <w:t xml:space="preserve">Phương án A:</w:t>
-      </w:r>
-      <w:r>
-        <w:rPr>
-          <w:rFonts w:ascii="Times New Roman" w:cs="Times New Roman" w:eastAsia="Times New Roman" w:hAnsi="Times New Roman"/>
-          <w:sz w:val="26"/>
-          <w:szCs w:val="26"/>
-        </w:rPr>
-        <w:t xml:space="preserve"> Thanh toán bằng chuyển khoản theo từng hóa đơn.</w:t>
+        <w:t xml:space="preserve">{/pa_1_a}</w:t>
       </w:r>
     </w:p>
     <w:p>
@@ -1178,12 +934,26 @@
         <w:jc w:val="both"/>
       </w:pPr>
       <w:r>
-        <w:rPr>
-          <w:rFonts w:ascii="Times New Roman" w:cs="Times New Roman" w:eastAsia="Times New Roman" w:hAnsi="Times New Roman"/>
-          <w:sz w:val="26"/>
-          <w:szCs w:val="26"/>
-        </w:rPr>
-        <w:t xml:space="preserve">☐ </w:t>
+        <w:t xml:space="preserve">{#pa_1_b}</w:t>
+      </w:r>
+    </w:p>
+    <w:p>
+      <w:pPr>
+        <w:pBdr>
+          <w:left w:val="single" w:color="4F81BD" w:sz="18" w:space="6"/>
+        </w:pBdr>
+        <w:shd w:fill="EAF1FB" w:color="auto" w:val="clear"/>
+        <w:spacing w:after="40" w:before="20" w:line="288"/>
+        <w:ind w:left="360"/>
+        <w:jc w:val="both"/>
+      </w:pPr>
+      <w:r>
+        <w:rPr>
+          <w:rFonts w:ascii="Times New Roman" w:cs="Times New Roman" w:eastAsia="Times New Roman" w:hAnsi="Times New Roman"/>
+          <w:sz w:val="26"/>
+          <w:szCs w:val="26"/>
+        </w:rPr>
+        <w:t xml:space="preserve">{pa_1_b_o} </w:t>
       </w:r>
       <w:r>
         <w:rPr>
@@ -1201,7 +971,21 @@
           <w:sz w:val="26"/>
           <w:szCs w:val="26"/>
         </w:rPr>
-        <w:t xml:space="preserve"> Bù trừ công nợ giữa các công ty thành viên theo biên bản bù trừ ba bên/hai bên có chữ ký của kế toán trưởng, lập hằng quý.</w:t>
+        <w:t xml:space="preserve"> Bảng đơn giá nội bộ được tính theo chi phí khấu hao, bảo dưỡng, quản lý cộng tỷ suất lợi nhuận {o_24} % (phương pháp giá vốn cộng lãi), có bảng tính lưu hồ sơ.</w:t>
+      </w:r>
+    </w:p>
+    <w:p>
+      <w:pPr>
+        <w:pBdr>
+          <w:left w:val="single" w:color="4F81BD" w:sz="18" w:space="6"/>
+        </w:pBdr>
+        <w:shd w:fill="EAF1FB" w:color="auto" w:val="clear"/>
+        <w:spacing w:after="40" w:before="20" w:line="288"/>
+        <w:ind w:left="360"/>
+        <w:jc w:val="both"/>
+      </w:pPr>
+      <w:r>
+        <w:t xml:space="preserve">{/pa_1_b}</w:t>
       </w:r>
     </w:p>
     <w:p>
@@ -1215,7 +999,7 @@
           <w:sz w:val="26"/>
           <w:szCs w:val="26"/>
         </w:rPr>
-        <w:t xml:space="preserve">5.3. Công nợ quá hạn trên …… ngày được báo cáo lên Ban Tổng Giám đốc Nhà Việt Group.</w:t>
+        <w:t xml:space="preserve">2.2. Bảng đơn giá nội bộ được rà soát, phê duyệt lại {o_25} tháng/lần bởi Tổng Giám đốc Nhà Việt Group và lưu kèm hồ sơ xác định giá giao dịch liên kết.</w:t>
       </w:r>
     </w:p>
     <w:p>
@@ -1233,7 +1017,7 @@
           <w:sz w:val="26"/>
           <w:szCs w:val="26"/>
         </w:rPr>
-        <w:t xml:space="preserve">Điều 6. Thời hạn</w:t>
+        <w:t xml:space="preserve">Điều 3. Giao nhận, thu hồi và sử dụng</w:t>
       </w:r>
     </w:p>
     <w:p>
@@ -1247,7 +1031,49 @@
           <w:sz w:val="26"/>
           <w:szCs w:val="26"/>
         </w:rPr>
-        <w:t xml:space="preserve">Hợp đồng có thời hạn 12 tháng, tự động gia hạn từng 12 tháng. Khi một bên không còn là công ty thành viên của Nhà Việt Group, hợp đồng chấm dứt sau khi hai bên thu hồi tài sản và thanh toán xong.</w:t>
+        <w:t xml:space="preserve">3.1. Giao nhận và thu hồi áp dụng mẫu Biên bản giao nhận và Biên bản thu hồi tại Phụ lục 02, 03 của Mẫu hợp đồng cho thuê NVS-HĐ-02, bổ sung ô mã công trình.</w:t>
+      </w:r>
+    </w:p>
+    <w:p>
+      <w:pPr>
+        <w:spacing w:after="80" w:before="40" w:line="288"/>
+        <w:jc w:val="both"/>
+      </w:pPr>
+      <w:r>
+        <w:rPr>
+          <w:rFonts w:ascii="Times New Roman" w:cs="Times New Roman" w:eastAsia="Times New Roman" w:hAnsi="Times New Roman"/>
+          <w:sz w:val="26"/>
+          <w:szCs w:val="26"/>
+        </w:rPr>
+        <w:t xml:space="preserve">3.2. Ngày thuê được tính từ ngày giao đến hết ngày thu hồi ghi trên biên bản. Điều chuyển trực tiếp giữa hai công trình của Bên A phải có Phiếu điều chuyển có xác nhận của kho NVS; thời gian thuê của công trình cũ kết thúc và của công trình mới bắt đầu tính từ ngày điều chuyển.</w:t>
+      </w:r>
+    </w:p>
+    <w:p>
+      <w:pPr>
+        <w:spacing w:after="80" w:before="40" w:line="288"/>
+        <w:jc w:val="both"/>
+      </w:pPr>
+      <w:r>
+        <w:rPr>
+          <w:rFonts w:ascii="Times New Roman" w:cs="Times New Roman" w:eastAsia="Times New Roman" w:hAnsi="Times New Roman"/>
+          <w:sz w:val="26"/>
+          <w:szCs w:val="26"/>
+        </w:rPr>
+        <w:t xml:space="preserve">3.3. Bên A chịu trách nhiệm lắp dựng, an toàn sử dụng, bảo quản tài sản thuê tại công trình; không điều chuyển cho bên thứ ba.</w:t>
+      </w:r>
+    </w:p>
+    <w:p>
+      <w:pPr>
+        <w:spacing w:after="80" w:before="40" w:line="288"/>
+        <w:jc w:val="both"/>
+      </w:pPr>
+      <w:r>
+        <w:rPr>
+          <w:rFonts w:ascii="Times New Roman" w:cs="Times New Roman" w:eastAsia="Times New Roman" w:hAnsi="Times New Roman"/>
+          <w:sz w:val="26"/>
+          <w:szCs w:val="26"/>
+        </w:rPr>
+        <w:t xml:space="preserve">3.4. Không áp dụng tiền đặt cọc giữa các công ty thành viên.</w:t>
       </w:r>
     </w:p>
     <w:p>
@@ -1265,7 +1091,7 @@
           <w:sz w:val="26"/>
           <w:szCs w:val="26"/>
         </w:rPr>
-        <w:t xml:space="preserve">Điều 7. Giải quyết vướng mắc</w:t>
+        <w:t xml:space="preserve">Điều 4. Mất mát, hư hỏng</w:t>
       </w:r>
     </w:p>
     <w:p>
@@ -1279,7 +1105,21 @@
           <w:sz w:val="26"/>
           <w:szCs w:val="26"/>
         </w:rPr>
-        <w:t xml:space="preserve">Vướng mắc giữa các bên do Tổng Giám đốc Nhà Việt Group quyết định trên cơ sở đề xuất của Giám đốc hai công ty; trường hợp không giải quyết được, áp dụng Tòa án nhân dân có thẩm quyền nơi Bên B đặt trụ sở.</w:t>
+        <w:t xml:space="preserve">4.1. Tài sản hỏng, thiếu khi thu hồi được xử lý theo đơn giá sửa chữa, đơn giá bồi thường tại Phụ lục 01 và được ghi nhận vào chi phí của công trình tương ứng.</w:t>
+      </w:r>
+    </w:p>
+    <w:p>
+      <w:pPr>
+        <w:spacing w:after="80" w:before="40" w:line="288"/>
+        <w:jc w:val="both"/>
+      </w:pPr>
+      <w:r>
+        <w:rPr>
+          <w:rFonts w:ascii="Times New Roman" w:cs="Times New Roman" w:eastAsia="Times New Roman" w:hAnsi="Times New Roman"/>
+          <w:sz w:val="26"/>
+          <w:szCs w:val="26"/>
+        </w:rPr>
+        <w:t xml:space="preserve">4.2. Cuối mỗi công trình, kho NVS và chỉ huy trưởng công trình đối chiếu số lượng giao – thu hồi; chênh lệch được lập biên bản và trình Giám đốc hai bên duyệt trong vòng {o_26} ngày.</w:t>
       </w:r>
     </w:p>
     <w:p>
@@ -1297,6 +1137,278 @@
           <w:sz w:val="26"/>
           <w:szCs w:val="26"/>
         </w:rPr>
+        <w:t xml:space="preserve">Điều 5. Đối chiếu, hóa đơn và thanh toán</w:t>
+      </w:r>
+    </w:p>
+    <w:p>
+      <w:pPr>
+        <w:spacing w:after="80" w:before="40" w:line="288"/>
+        <w:jc w:val="both"/>
+      </w:pPr>
+      <w:r>
+        <w:rPr>
+          <w:rFonts w:ascii="Times New Roman" w:cs="Times New Roman" w:eastAsia="Times New Roman" w:hAnsi="Times New Roman"/>
+          <w:sz w:val="26"/>
+          <w:szCs w:val="26"/>
+        </w:rPr>
+        <w:t xml:space="preserve">5.1. Ngày {o_27} hằng tháng, Bên B lập Bảng tính tiền thuê, tiền hàng, tiền bồi thường chi tiết theo </w:t>
+      </w:r>
+      <w:r>
+        <w:rPr>
+          <w:rFonts w:ascii="Times New Roman" w:cs="Times New Roman" w:eastAsia="Times New Roman" w:hAnsi="Times New Roman"/>
+          <w:b/>
+          <w:bCs/>
+          <w:sz w:val="26"/>
+          <w:szCs w:val="26"/>
+        </w:rPr>
+        <w:t xml:space="preserve">từng mã công trình</w:t>
+      </w:r>
+      <w:r>
+        <w:rPr>
+          <w:rFonts w:ascii="Times New Roman" w:cs="Times New Roman" w:eastAsia="Times New Roman" w:hAnsi="Times New Roman"/>
+          <w:sz w:val="26"/>
+          <w:szCs w:val="26"/>
+        </w:rPr>
+        <w:t xml:space="preserve">; Bên A xác nhận trong vòng {o_28} ngày.</w:t>
+      </w:r>
+    </w:p>
+    <w:p>
+      <w:pPr>
+        <w:spacing w:after="80" w:before="40" w:line="288"/>
+        <w:jc w:val="both"/>
+      </w:pPr>
+      <w:r>
+        <w:rPr>
+          <w:rFonts w:ascii="Times New Roman" w:cs="Times New Roman" w:eastAsia="Times New Roman" w:hAnsi="Times New Roman"/>
+          <w:sz w:val="26"/>
+          <w:szCs w:val="26"/>
+        </w:rPr>
+        <w:t xml:space="preserve">5.2. Bên B xuất hóa đơn GTGT hằng tháng theo bảng đã xác nhận. Bên A thanh toán trong vòng {o_29} ngày kể từ ngày nhận hóa đơn.</w:t>
+      </w:r>
+    </w:p>
+    <w:p>
+      <w:pPr>
+        <w:pBdr>
+          <w:left w:val="single" w:color="4F81BD" w:sz="18" w:space="6"/>
+        </w:pBdr>
+        <w:shd w:fill="EAF1FB" w:color="auto" w:val="clear"/>
+        <w:spacing w:after="40" w:before="20" w:line="288"/>
+        <w:ind w:left="360"/>
+        <w:jc w:val="both"/>
+      </w:pPr>
+      <w:r>
+        <w:t xml:space="preserve">{#pa_2_a}</w:t>
+      </w:r>
+    </w:p>
+    <w:p>
+      <w:pPr>
+        <w:pBdr>
+          <w:left w:val="single" w:color="4F81BD" w:sz="18" w:space="6"/>
+        </w:pBdr>
+        <w:shd w:fill="EAF1FB" w:color="auto" w:val="clear"/>
+        <w:spacing w:after="40" w:before="20" w:line="288"/>
+        <w:ind w:left="360"/>
+        <w:jc w:val="both"/>
+      </w:pPr>
+      <w:r>
+        <w:rPr>
+          <w:rFonts w:ascii="Times New Roman" w:cs="Times New Roman" w:eastAsia="Times New Roman" w:hAnsi="Times New Roman"/>
+          <w:sz w:val="26"/>
+          <w:szCs w:val="26"/>
+        </w:rPr>
+        <w:t xml:space="preserve">{pa_2_a_o} </w:t>
+      </w:r>
+      <w:r>
+        <w:rPr>
+          <w:rFonts w:ascii="Times New Roman" w:cs="Times New Roman" w:eastAsia="Times New Roman" w:hAnsi="Times New Roman"/>
+          <w:b/>
+          <w:bCs/>
+          <w:sz w:val="26"/>
+          <w:szCs w:val="26"/>
+        </w:rPr>
+        <w:t xml:space="preserve">Phương án A:</w:t>
+      </w:r>
+      <w:r>
+        <w:rPr>
+          <w:rFonts w:ascii="Times New Roman" w:cs="Times New Roman" w:eastAsia="Times New Roman" w:hAnsi="Times New Roman"/>
+          <w:sz w:val="26"/>
+          <w:szCs w:val="26"/>
+        </w:rPr>
+        <w:t xml:space="preserve"> Thanh toán bằng chuyển khoản theo từng hóa đơn.</w:t>
+      </w:r>
+    </w:p>
+    <w:p>
+      <w:pPr>
+        <w:pBdr>
+          <w:left w:val="single" w:color="4F81BD" w:sz="18" w:space="6"/>
+        </w:pBdr>
+        <w:shd w:fill="EAF1FB" w:color="auto" w:val="clear"/>
+        <w:spacing w:after="40" w:before="20" w:line="288"/>
+        <w:ind w:left="360"/>
+        <w:jc w:val="both"/>
+      </w:pPr>
+      <w:r>
+        <w:t xml:space="preserve">{/pa_2_a}</w:t>
+      </w:r>
+    </w:p>
+    <w:p>
+      <w:pPr>
+        <w:pBdr>
+          <w:left w:val="single" w:color="4F81BD" w:sz="18" w:space="6"/>
+        </w:pBdr>
+        <w:shd w:fill="EAF1FB" w:color="auto" w:val="clear"/>
+        <w:spacing w:after="40" w:before="20" w:line="288"/>
+        <w:ind w:left="360"/>
+        <w:jc w:val="both"/>
+      </w:pPr>
+      <w:r>
+        <w:t xml:space="preserve">{#pa_2_b}</w:t>
+      </w:r>
+    </w:p>
+    <w:p>
+      <w:pPr>
+        <w:pBdr>
+          <w:left w:val="single" w:color="4F81BD" w:sz="18" w:space="6"/>
+        </w:pBdr>
+        <w:shd w:fill="EAF1FB" w:color="auto" w:val="clear"/>
+        <w:spacing w:after="40" w:before="20" w:line="288"/>
+        <w:ind w:left="360"/>
+        <w:jc w:val="both"/>
+      </w:pPr>
+      <w:r>
+        <w:rPr>
+          <w:rFonts w:ascii="Times New Roman" w:cs="Times New Roman" w:eastAsia="Times New Roman" w:hAnsi="Times New Roman"/>
+          <w:sz w:val="26"/>
+          <w:szCs w:val="26"/>
+        </w:rPr>
+        <w:t xml:space="preserve">{pa_2_b_o} </w:t>
+      </w:r>
+      <w:r>
+        <w:rPr>
+          <w:rFonts w:ascii="Times New Roman" w:cs="Times New Roman" w:eastAsia="Times New Roman" w:hAnsi="Times New Roman"/>
+          <w:b/>
+          <w:bCs/>
+          <w:sz w:val="26"/>
+          <w:szCs w:val="26"/>
+        </w:rPr>
+        <w:t xml:space="preserve">Phương án B:</w:t>
+      </w:r>
+      <w:r>
+        <w:rPr>
+          <w:rFonts w:ascii="Times New Roman" w:cs="Times New Roman" w:eastAsia="Times New Roman" w:hAnsi="Times New Roman"/>
+          <w:sz w:val="26"/>
+          <w:szCs w:val="26"/>
+        </w:rPr>
+        <w:t xml:space="preserve"> Bù trừ công nợ giữa các công ty thành viên theo biên bản bù trừ ba bên/hai bên có chữ ký của kế toán trưởng, lập hằng quý.</w:t>
+      </w:r>
+    </w:p>
+    <w:p>
+      <w:pPr>
+        <w:pBdr>
+          <w:left w:val="single" w:color="4F81BD" w:sz="18" w:space="6"/>
+        </w:pBdr>
+        <w:shd w:fill="EAF1FB" w:color="auto" w:val="clear"/>
+        <w:spacing w:after="40" w:before="20" w:line="288"/>
+        <w:ind w:left="360"/>
+        <w:jc w:val="both"/>
+      </w:pPr>
+      <w:r>
+        <w:t xml:space="preserve">{/pa_2_b}</w:t>
+      </w:r>
+    </w:p>
+    <w:p>
+      <w:pPr>
+        <w:spacing w:after="80" w:before="40" w:line="288"/>
+        <w:jc w:val="both"/>
+      </w:pPr>
+      <w:r>
+        <w:rPr>
+          <w:rFonts w:ascii="Times New Roman" w:cs="Times New Roman" w:eastAsia="Times New Roman" w:hAnsi="Times New Roman"/>
+          <w:sz w:val="26"/>
+          <w:szCs w:val="26"/>
+        </w:rPr>
+        <w:t xml:space="preserve">5.3. Công nợ quá hạn trên {o_30} ngày được báo cáo lên Ban Tổng Giám đốc Nhà Việt Group.</w:t>
+      </w:r>
+    </w:p>
+    <w:p>
+      <w:pPr>
+        <w:pStyle w:val="Heading2"/>
+        <w:keepNext/>
+        <w:spacing w:after="80" w:before="200" w:line="288"/>
+        <w:jc w:val="both"/>
+      </w:pPr>
+      <w:r>
+        <w:rPr>
+          <w:rFonts w:ascii="Times New Roman" w:cs="Times New Roman" w:eastAsia="Times New Roman" w:hAnsi="Times New Roman"/>
+          <w:b/>
+          <w:bCs/>
+          <w:sz w:val="26"/>
+          <w:szCs w:val="26"/>
+        </w:rPr>
+        <w:t xml:space="preserve">Điều 6. Thời hạn</w:t>
+      </w:r>
+    </w:p>
+    <w:p>
+      <w:pPr>
+        <w:spacing w:after="80" w:before="40" w:line="288"/>
+        <w:jc w:val="both"/>
+      </w:pPr>
+      <w:r>
+        <w:rPr>
+          <w:rFonts w:ascii="Times New Roman" w:cs="Times New Roman" w:eastAsia="Times New Roman" w:hAnsi="Times New Roman"/>
+          <w:sz w:val="26"/>
+          <w:szCs w:val="26"/>
+        </w:rPr>
+        <w:t xml:space="preserve">Hợp đồng có thời hạn 12 tháng, tự động gia hạn từng 12 tháng. Khi một bên không còn là công ty thành viên của Nhà Việt Group, hợp đồng chấm dứt sau khi hai bên thu hồi tài sản và thanh toán xong.</w:t>
+      </w:r>
+    </w:p>
+    <w:p>
+      <w:pPr>
+        <w:pStyle w:val="Heading2"/>
+        <w:keepNext/>
+        <w:spacing w:after="80" w:before="200" w:line="288"/>
+        <w:jc w:val="both"/>
+      </w:pPr>
+      <w:r>
+        <w:rPr>
+          <w:rFonts w:ascii="Times New Roman" w:cs="Times New Roman" w:eastAsia="Times New Roman" w:hAnsi="Times New Roman"/>
+          <w:b/>
+          <w:bCs/>
+          <w:sz w:val="26"/>
+          <w:szCs w:val="26"/>
+        </w:rPr>
+        <w:t xml:space="preserve">Điều 7. Giải quyết vướng mắc</w:t>
+      </w:r>
+    </w:p>
+    <w:p>
+      <w:pPr>
+        <w:spacing w:after="80" w:before="40" w:line="288"/>
+        <w:jc w:val="both"/>
+      </w:pPr>
+      <w:r>
+        <w:rPr>
+          <w:rFonts w:ascii="Times New Roman" w:cs="Times New Roman" w:eastAsia="Times New Roman" w:hAnsi="Times New Roman"/>
+          <w:sz w:val="26"/>
+          <w:szCs w:val="26"/>
+        </w:rPr>
+        <w:t xml:space="preserve">Vướng mắc giữa các bên do Tổng Giám đốc Nhà Việt Group quyết định trên cơ sở đề xuất của Giám đốc hai công ty; trường hợp không giải quyết được, áp dụng Tòa án nhân dân có thẩm quyền nơi Bên B đặt trụ sở.</w:t>
+      </w:r>
+    </w:p>
+    <w:p>
+      <w:pPr>
+        <w:pStyle w:val="Heading2"/>
+        <w:keepNext/>
+        <w:spacing w:after="80" w:before="200" w:line="288"/>
+        <w:jc w:val="both"/>
+      </w:pPr>
+      <w:r>
+        <w:rPr>
+          <w:rFonts w:ascii="Times New Roman" w:cs="Times New Roman" w:eastAsia="Times New Roman" w:hAnsi="Times New Roman"/>
+          <w:b/>
+          <w:bCs/>
+          <w:sz w:val="26"/>
+          <w:szCs w:val="26"/>
+        </w:rPr>
         <w:t xml:space="preserve">Điều 8. Hiệu lực và điều khoản thi hành</w:t>
       </w:r>
     </w:p>
@@ -1311,7 +1423,7 @@
           <w:sz w:val="26"/>
           <w:szCs w:val="26"/>
         </w:rPr>
-        <w:t xml:space="preserve">8.1. Hợp đồng có hiệu lực kể từ [ngày ký / ngày bên có quyền nhận được bảo đảm thực hiện hợp đồng/tiền tạm ứng – chọn một].</w:t>
+        <w:t xml:space="preserve">8.1. Hợp đồng có hiệu lực kể từ {c_1}.</w:t>
       </w:r>
     </w:p>
     <w:p>
@@ -1548,7 +1660,7 @@
           <w:sz w:val="26"/>
           <w:szCs w:val="26"/>
         </w:rPr>
-        <w:t xml:space="preserve">Số: ……/PYC – Ngày …… /…… /20……</w:t>
+        <w:t xml:space="preserve">Số: {o_31}/PYC – Ngày {o_32} /20{o_33}</w:t>
       </w:r>
     </w:p>
     <w:p>
@@ -1572,7 +1684,7 @@
           <w:sz w:val="26"/>
           <w:szCs w:val="26"/>
         </w:rPr>
-        <w:t xml:space="preserve"> ☐ NVC  ☐ NVO – Công trình: ……………………………… </w:t>
+        <w:t xml:space="preserve"> ☐ NVC  ☐ NVO – Công trình: {o_34} </w:t>
       </w:r>
       <w:r>
         <w:rPr>
@@ -1590,7 +1702,7 @@
           <w:sz w:val="26"/>
           <w:szCs w:val="26"/>
         </w:rPr>
-        <w:t xml:space="preserve"> ………………</w:t>
+        <w:t xml:space="preserve"> {o_35}</w:t>
       </w:r>
     </w:p>
     <w:p>
@@ -1604,7 +1716,7 @@
           <w:sz w:val="26"/>
           <w:szCs w:val="26"/>
         </w:rPr>
-        <w:t xml:space="preserve">Chỉ huy trưởng/người yêu cầu: ……………………… ĐT: ……………… Địa chỉ giao: ………………………………</w:t>
+        <w:t xml:space="preserve">Chỉ huy trưởng/người yêu cầu: {o_36} ĐT: {o_37} Địa chỉ giao: {o_38}</w:t>
       </w:r>
     </w:p>
     <w:p>
@@ -1618,7 +1730,7 @@
           <w:sz w:val="26"/>
           <w:szCs w:val="26"/>
         </w:rPr>
-        <w:t xml:space="preserve">Loại yêu cầu: ☐ Thuê mới  ☐ Thuê bổ sung  ☐ Mua  ☐ Điều chuyển từ công trình khác (mã: ……………)  ☐ Trả về kho</w:t>
+        <w:t xml:space="preserve">Loại yêu cầu: ☐ Thuê mới  ☐ Thuê bổ sung  ☐ Mua  ☐ Điều chuyển từ công trình khác (mã: {o_39})  ☐ Trả về kho</w:t>
       </w:r>
     </w:p>
     <w:tbl>
@@ -2670,7 +2782,7 @@
           <w:sz w:val="26"/>
           <w:szCs w:val="26"/>
         </w:rPr>
-        <w:t xml:space="preserve">Vận chuyển: ☐ Xe NVS  ☐ Xe công trình tự nhận – Đề nghị giao: …… giờ, ngày …… /…… /20……</w:t>
+        <w:t xml:space="preserve">Vận chuyển: ☐ Xe NVS  ☐ Xe công trình tự nhận – Đề nghị giao: {o_40} giờ, ngày {o_41} /20{o_42}</w:t>
       </w:r>
     </w:p>
     <w:p>

--- a/db/seed-assets/contract-templates/NVS/NVS-HD-05_Hop_dong_cho_thue_ban_noi_bo_NVC_NVO.docx
+++ b/db/seed-assets/contract-templates/NVS/NVS-HD-05_Hop_dong_cho_thue_ban_noi_bo_NVC_NVO.docx
@@ -143,7 +143,7 @@
                 <w:sz w:val="24"/>
                 <w:szCs w:val="24"/>
               </w:rPr>
-              <w:t xml:space="preserve">{o_1}, ngày {ngay_ky_ngay} tháng {ngay_ky_thang} năm {ngay_ky_nam}</w:t>
+              <w:t xml:space="preserve">{noi_ky}, ngày {ngay_ky_ngay} tháng {ngay_ky_thang} năm {ngay_ky_nam}</w:t>
             </w:r>
           </w:p>
         </w:tc>
@@ -337,7 +337,7 @@
           <w:sz w:val="26"/>
           <w:szCs w:val="26"/>
         </w:rPr>
-        <w:t xml:space="preserve">Hôm nay, ngày {ngay_ky_ngay} tháng {ngay_ky_thang} năm {ngay_ky_nam}, tại {o_2}, chúng tôi gồm:</w:t>
+        <w:t xml:space="preserve">Hôm nay, ngày {ngay_ky_ngay} tháng {ngay_ky_thang} năm {ngay_ky_nam}, tại {noi_ky}, chúng tôi gồm:</w:t>
       </w:r>
     </w:p>
     <w:p>
@@ -431,7 +431,7 @@
           <w:sz w:val="26"/>
           <w:szCs w:val="26"/>
         </w:rPr>
-        <w:t xml:space="preserve">Người đại diện theo pháp luật: Ông/Bà BÙI VĂN THI   Chức vụ: {o_3}</w:t>
+        <w:t xml:space="preserve">Người đại diện theo pháp luật: Ông/Bà BÙI VĂN THI   Chức vụ: {o_1}</w:t>
       </w:r>
     </w:p>
     <w:p>
@@ -446,7 +446,7 @@
           <w:sz w:val="26"/>
           <w:szCs w:val="26"/>
         </w:rPr>
-        <w:t xml:space="preserve">(Hoặc người được ủy quyền: {o_4} – Chức vụ: {o_5} – theo Giấy ủy quyền số {o_6} ngày {o_7})</w:t>
+        <w:t xml:space="preserve">(Hoặc người được ủy quyền: {o_2} – Chức vụ: {o_3} – theo Giấy ủy quyền số {o_4} ngày {o_5})</w:t>
       </w:r>
     </w:p>
     <w:p>
@@ -461,7 +461,7 @@
           <w:sz w:val="26"/>
           <w:szCs w:val="26"/>
         </w:rPr>
-        <w:t xml:space="preserve">Tài khoản số: {o_8} tại Ngân hàng {o_9}</w:t>
+        <w:t xml:space="preserve">Tài khoản số: {o_6} tại Ngân hàng {o_7}</w:t>
       </w:r>
     </w:p>
     <w:p>
@@ -540,7 +540,7 @@
           <w:sz w:val="26"/>
           <w:szCs w:val="26"/>
         </w:rPr>
-        <w:t xml:space="preserve">Điện thoại: 0896 404 888   Email: {o_10}</w:t>
+        <w:t xml:space="preserve">Điện thoại: 0896 404 888   Email: {o_8}</w:t>
       </w:r>
     </w:p>
     <w:p>
@@ -555,7 +555,7 @@
           <w:sz w:val="26"/>
           <w:szCs w:val="26"/>
         </w:rPr>
-        <w:t xml:space="preserve">Người đại diện theo pháp luật: Ông/Bà BÙI VĂN THI   Chức vụ: {o_11}</w:t>
+        <w:t xml:space="preserve">Người đại diện theo pháp luật: Ông/Bà BÙI VĂN THI   Chức vụ: {o_9}</w:t>
       </w:r>
     </w:p>
     <w:p>
@@ -570,7 +570,7 @@
           <w:sz w:val="26"/>
           <w:szCs w:val="26"/>
         </w:rPr>
-        <w:t xml:space="preserve">(Hoặc người được ủy quyền: {o_12} – Chức vụ: {o_13} – theo Giấy ủy quyền số {o_14} ngày {o_15})</w:t>
+        <w:t xml:space="preserve">(Hoặc người được ủy quyền: {o_10} – Chức vụ: {o_11} – theo Giấy ủy quyền số {o_12} ngày {o_13})</w:t>
       </w:r>
     </w:p>
     <w:p>
@@ -585,7 +585,7 @@
           <w:sz w:val="26"/>
           <w:szCs w:val="26"/>
         </w:rPr>
-        <w:t xml:space="preserve">Tài khoản số: {o_16} tại Ngân hàng {o_17}</w:t>
+        <w:t xml:space="preserve">Tài khoản số: {o_14} tại Ngân hàng {o_15}</w:t>
       </w:r>
     </w:p>
     <w:p>
@@ -694,7 +694,7 @@
           <w:sz w:val="26"/>
           <w:szCs w:val="26"/>
         </w:rPr>
-        <w:t xml:space="preserve">(Hoặc người được ủy quyền: {o_18} – Chức vụ: {o_19} – theo Giấy ủy quyền số {o_20} ngày {o_21})</w:t>
+        <w:t xml:space="preserve">(Hoặc người được ủy quyền: {o_16} – Chức vụ: {o_17} – theo Giấy ủy quyền số {o_18} ngày {o_19})</w:t>
       </w:r>
     </w:p>
     <w:p>
@@ -855,7 +855,7 @@
           <w:sz w:val="26"/>
           <w:szCs w:val="26"/>
         </w:rPr>
-        <w:t xml:space="preserve">, được xây dựng trên cơ sở giá thị trường: không thấp hơn {o_22} % đơn giá Bên B áp dụng cho khách hàng độc lập có điều kiện tương đương tại cùng thời điểm.</w:t>
+        <w:t xml:space="preserve">, được xây dựng trên cơ sở giá thị trường: không thấp hơn {o_20} % đơn giá Bên B áp dụng cho khách hàng độc lập có điều kiện tương đương tại cùng thời điểm.</w:t>
       </w:r>
     </w:p>
     <w:p>
@@ -906,7 +906,7 @@
           <w:sz w:val="26"/>
           <w:szCs w:val="26"/>
         </w:rPr>
-        <w:t xml:space="preserve"> Bảng đơn giá nội bộ bằng đơn giá niêm yết trừ chiết khấu nội bộ {o_23} % (tương đương mức chiết khấu cao nhất dành cho khách hàng độc lập theo sản lượng).</w:t>
+        <w:t xml:space="preserve"> Bảng đơn giá nội bộ bằng đơn giá niêm yết trừ chiết khấu nội bộ {o_21} % (tương đương mức chiết khấu cao nhất dành cho khách hàng độc lập theo sản lượng).</w:t>
       </w:r>
     </w:p>
     <w:p>
@@ -971,7 +971,7 @@
           <w:sz w:val="26"/>
           <w:szCs w:val="26"/>
         </w:rPr>
-        <w:t xml:space="preserve"> Bảng đơn giá nội bộ được tính theo chi phí khấu hao, bảo dưỡng, quản lý cộng tỷ suất lợi nhuận {o_24} % (phương pháp giá vốn cộng lãi), có bảng tính lưu hồ sơ.</w:t>
+        <w:t xml:space="preserve"> Bảng đơn giá nội bộ được tính theo chi phí khấu hao, bảo dưỡng, quản lý cộng tỷ suất lợi nhuận {o_22} % (phương pháp giá vốn cộng lãi), có bảng tính lưu hồ sơ.</w:t>
       </w:r>
     </w:p>
     <w:p>
@@ -999,7 +999,7 @@
           <w:sz w:val="26"/>
           <w:szCs w:val="26"/>
         </w:rPr>
-        <w:t xml:space="preserve">2.2. Bảng đơn giá nội bộ được rà soát, phê duyệt lại {o_25} tháng/lần bởi Tổng Giám đốc Nhà Việt Group và lưu kèm hồ sơ xác định giá giao dịch liên kết.</w:t>
+        <w:t xml:space="preserve">2.2. Bảng đơn giá nội bộ được rà soát, phê duyệt lại {o_23} tháng/lần bởi Tổng Giám đốc Nhà Việt Group và lưu kèm hồ sơ xác định giá giao dịch liên kết.</w:t>
       </w:r>
     </w:p>
     <w:p>
@@ -1119,7 +1119,7 @@
           <w:sz w:val="26"/>
           <w:szCs w:val="26"/>
         </w:rPr>
-        <w:t xml:space="preserve">4.2. Cuối mỗi công trình, kho NVS và chỉ huy trưởng công trình đối chiếu số lượng giao – thu hồi; chênh lệch được lập biên bản và trình Giám đốc hai bên duyệt trong vòng {o_26} ngày.</w:t>
+        <w:t xml:space="preserve">4.2. Cuối mỗi công trình, kho NVS và chỉ huy trưởng công trình đối chiếu số lượng giao – thu hồi; chênh lệch được lập biên bản và trình Giám đốc hai bên duyệt trong vòng {o_24} ngày.</w:t>
       </w:r>
     </w:p>
     <w:p>
@@ -1151,7 +1151,7 @@
           <w:sz w:val="26"/>
           <w:szCs w:val="26"/>
         </w:rPr>
-        <w:t xml:space="preserve">5.1. Ngày {o_27} hằng tháng, Bên B lập Bảng tính tiền thuê, tiền hàng, tiền bồi thường chi tiết theo </w:t>
+        <w:t xml:space="preserve">5.1. Ngày {o_25} hằng tháng, Bên B lập Bảng tính tiền thuê, tiền hàng, tiền bồi thường chi tiết theo </w:t>
       </w:r>
       <w:r>
         <w:rPr>
@@ -1169,7 +1169,7 @@
           <w:sz w:val="26"/>
           <w:szCs w:val="26"/>
         </w:rPr>
-        <w:t xml:space="preserve">; Bên A xác nhận trong vòng {o_28} ngày.</w:t>
+        <w:t xml:space="preserve">; Bên A xác nhận trong vòng {o_26} ngày.</w:t>
       </w:r>
     </w:p>
     <w:p>
@@ -1183,7 +1183,7 @@
           <w:sz w:val="26"/>
           <w:szCs w:val="26"/>
         </w:rPr>
-        <w:t xml:space="preserve">5.2. Bên B xuất hóa đơn GTGT hằng tháng theo bảng đã xác nhận. Bên A thanh toán trong vòng {o_29} ngày kể từ ngày nhận hóa đơn.</w:t>
+        <w:t xml:space="preserve">5.2. Bên B xuất hóa đơn GTGT hằng tháng theo bảng đã xác nhận. Bên A thanh toán trong vòng {o_27} ngày kể từ ngày nhận hóa đơn.</w:t>
       </w:r>
     </w:p>
     <w:p>
@@ -1327,7 +1327,7 @@
           <w:sz w:val="26"/>
           <w:szCs w:val="26"/>
         </w:rPr>
-        <w:t xml:space="preserve">5.3. Công nợ quá hạn trên {o_30} ngày được báo cáo lên Ban Tổng Giám đốc Nhà Việt Group.</w:t>
+        <w:t xml:space="preserve">5.3. Công nợ quá hạn trên {o_28} ngày được báo cáo lên Ban Tổng Giám đốc Nhà Việt Group.</w:t>
       </w:r>
     </w:p>
     <w:p>
@@ -1660,7 +1660,7 @@
           <w:sz w:val="26"/>
           <w:szCs w:val="26"/>
         </w:rPr>
-        <w:t xml:space="preserve">Số: {o_31}/PYC – Ngày {o_32} /20{o_33}</w:t>
+        <w:t xml:space="preserve">Số: {o_29}/PYC – Ngày {o_30} /20{o_31}</w:t>
       </w:r>
     </w:p>
     <w:p>
@@ -1684,7 +1684,7 @@
           <w:sz w:val="26"/>
           <w:szCs w:val="26"/>
         </w:rPr>
-        <w:t xml:space="preserve"> ☐ NVC  ☐ NVO – Công trình: {o_34} </w:t>
+        <w:t xml:space="preserve"> ☐ NVC  ☐ NVO – Công trình: {o_32} </w:t>
       </w:r>
       <w:r>
         <w:rPr>
@@ -1702,7 +1702,7 @@
           <w:sz w:val="26"/>
           <w:szCs w:val="26"/>
         </w:rPr>
-        <w:t xml:space="preserve"> {o_35}</w:t>
+        <w:t xml:space="preserve"> {o_33}</w:t>
       </w:r>
     </w:p>
     <w:p>
@@ -1716,7 +1716,7 @@
           <w:sz w:val="26"/>
           <w:szCs w:val="26"/>
         </w:rPr>
-        <w:t xml:space="preserve">Chỉ huy trưởng/người yêu cầu: {o_36} ĐT: {o_37} Địa chỉ giao: {o_38}</w:t>
+        <w:t xml:space="preserve">Chỉ huy trưởng/người yêu cầu: {o_34} ĐT: {o_35} Địa chỉ giao: {o_36}</w:t>
       </w:r>
     </w:p>
     <w:p>
@@ -1730,7 +1730,7 @@
           <w:sz w:val="26"/>
           <w:szCs w:val="26"/>
         </w:rPr>
-        <w:t xml:space="preserve">Loại yêu cầu: ☐ Thuê mới  ☐ Thuê bổ sung  ☐ Mua  ☐ Điều chuyển từ công trình khác (mã: {o_39})  ☐ Trả về kho</w:t>
+        <w:t xml:space="preserve">Loại yêu cầu: ☐ Thuê mới  ☐ Thuê bổ sung  ☐ Mua  ☐ Điều chuyển từ công trình khác (mã: {o_37})  ☐ Trả về kho</w:t>
       </w:r>
     </w:p>
     <w:tbl>
@@ -2782,7 +2782,7 @@
           <w:sz w:val="26"/>
           <w:szCs w:val="26"/>
         </w:rPr>
-        <w:t xml:space="preserve">Vận chuyển: ☐ Xe NVS  ☐ Xe công trình tự nhận – Đề nghị giao: {o_40} giờ, ngày {o_41} /20{o_42}</w:t>
+        <w:t xml:space="preserve">Vận chuyển: ☐ Xe NVS  ☐ Xe công trình tự nhận – Đề nghị giao: {o_38} giờ, ngày {o_39} /20{o_40}</w:t>
       </w:r>
     </w:p>
     <w:p>
